--- a/flow/20230914_vu_template/В,У - Мінея/09-Вересень/09-__-Йоакима_Анни.docx
+++ b/flow/20230914_vu_template/В,У - Мінея/09-Вересень/09-__-Йоакима_Анни.docx
@@ -1407,7 +1407,7 @@
           <w:szCs w:val="24"/>
           <w:lang w:val="ru-MD"/>
         </w:rPr>
-        <w:t>Виходить чоловік до свого діла,* і до своєї праці аж до вечора.</w:t>
+        <w:t>Виходить людина до свого діла,* і до своєї праці аж до вечора.</w:t>
       </w:r>
     </w:p>
     <w:p>
@@ -1927,7 +1927,7 @@
           <w:sz w:val="24"/>
           <w:szCs w:val="24"/>
         </w:rPr>
-        <w:t xml:space="preserve"> нас достойними любити і боятися тебе від усього серця нашого і творити в усьому волю твою. Бо ти є добрий і чоловіколюбний Бог, і тобі славу віддаємо: Отцю, і Сину, і Святому Духові, нині і повсякчас, і на віки віків. Амінь.</w:t>
+        <w:t xml:space="preserve"> нас достойними любити і боятися тебе від усього серця нашого і творити в усьому волю твою. Бо ти є добрий і людинолюбний Бог, і тобі славу віддаємо: Отцю, і Сину, і Святому Духові, нині і повсякчас, і на віки віків. Амінь.</w:t>
       </w:r>
     </w:p>
     <w:p>
@@ -2007,7 +2007,7 @@
           <w:sz w:val="24"/>
           <w:szCs w:val="24"/>
         </w:rPr>
-        <w:t>е, ніж ми просимо, або розуміємо. Самий ти, чоловіколюбний Царю, у всьому добрий, задовольни нас багатством твоїх ласк, щоб ми непостидною совістю призивали святе ім'я твоє; і не введи нас у спокусу, але визволь нас від злого, і провидінням твоїм дай нам у</w:t>
+        <w:t>е, ніж ми просимо, або розуміємо. Самий ти, людинолюбний Царю, у всьому добрий, задовольни нас багатством твоїх ласк, щоб ми непостидною совістю призивали святе ім'я твоє; і не введи нас у спокусу, але визволь нас від злого, і провидінням твоїм дай нам у</w:t>
       </w:r>
       <w:r>
         <w:rPr>
@@ -2051,7 +2051,7 @@
           <w:sz w:val="24"/>
           <w:szCs w:val="24"/>
         </w:rPr>
-        <w:t>адай твої милості і ласки, відвідай нас у твоїй доброті і дай нам пройти й останок нинішнього дня вільним від різних затій лукавого, і збережи наше життя без напастувань, благодаттю Святого твого Духа, − милістю, щедротами і чоловіколюб'ям єдинородного Син</w:t>
+        <w:t>адай твої милості і ласки, відвідай нас у твоїй доброті і дай нам пройти й останок нинішнього дня вільним від різних затій лукавого, і збережи наше життя без напастувань, благодаттю Святого твого Духа, − милістю, щедротами і людинолюб'ям єдинородного Син</w:t>
       </w:r>
       <w:r>
         <w:rPr>
@@ -2095,7 +2095,7 @@
           <w:sz w:val="24"/>
           <w:szCs w:val="24"/>
         </w:rPr>
-        <w:t xml:space="preserve">іцяне царство уділеними ласками впродовж цього дня, остерігши нас від усякого лиха! Дай нам і решту непорочно докінчити перед святою твоєю славою і величати тебе одного і доброго, і чоловіколюбного Бога нашого. Бо ти Бог наш і тобі славу віддаємо: Отцю, і </w:t>
+        <w:t xml:space="preserve">іцяне царство уділеними ласками впродовж цього дня, остерігши нас від усякого лиха! Дай нам і решту непорочно докінчити перед святою твоєю славою і величати тебе одного і доброго, і людинолюбного Бога нашого. Бо ти Бог наш і тобі славу віддаємо: Отцю, і </w:t>
       </w:r>
       <w:r>
         <w:rPr>
@@ -2139,7 +2139,7 @@
           <w:sz w:val="24"/>
           <w:szCs w:val="24"/>
         </w:rPr>
-        <w:t xml:space="preserve"> і зорі, щоб володіли ніччю, нас же грішних вчинив достойними і в теперішню годину стати перед твоїм обличчям, щоб тебе визнавати і принести тобі вечірнє славослов'я. Направ, Чоловіколюбче, молитву нашу, немов кадило, перед тобою і прийми її, як благовонни</w:t>
+        <w:t xml:space="preserve"> і зорі, щоб володіли ніччю, нас же грішних вчинив достойними і в теперішню годину стати перед твоїм обличчям, щоб тебе визнавати і принести тобі вечірнє славослов'я. Направ, Людинолюбче, молитву нашу, немов кадило, перед тобою і прийми її, як благовонни</w:t>
       </w:r>
       <w:r>
         <w:rPr>
@@ -2163,7 +2163,7 @@
           <w:sz w:val="24"/>
           <w:szCs w:val="24"/>
         </w:rPr>
-        <w:t xml:space="preserve">воїх людей провини. Відвідай їх задля молитов святої Богородиці. Бо ти є добрий і чоловіколюбний </w:t>
+        <w:t xml:space="preserve">воїх людей провини. Відвідай їх задля молитов святої Богородиці. Бо ти є добрий і людинолюбний </w:t>
       </w:r>
       <w:r>
         <w:rPr>
@@ -9792,7 +9792,7 @@
           <w:szCs w:val="24"/>
           <w:u w:val="single"/>
         </w:rPr>
-        <w:t>лав, щоб правити днем, а місяць і зорі, щоб володіли ніччю, нас же грішних вчинив достойними і в теперішню годину стати перед твоїм обличчям, щоб тебе визнавати і принести тобі вечірнє славослов'я. Направ, Чоловіколюбче, молитву нашу, немов кадило, перед т</w:t>
+        <w:t>лав, щоб правити днем, а місяць і зорі, щоб володіли ніччю, нас же грішних вчинив достойними і в теперішню годину стати перед твоїм обличчям, щоб тебе визнавати і принести тобі вечірнє славослов'я. Направ, Людинолюбче, молитву нашу, немов кадило, перед т</w:t>
       </w:r>
       <w:r>
         <w:rPr>
@@ -10100,7 +10100,7 @@
           <w:sz w:val="24"/>
           <w:szCs w:val="24"/>
         </w:rPr>
-        <w:t>бою, страшним і чоловіколюбним Суддею, слуги твої схилили свої голови і зігнули свої шиї, не від людей очікуючи допомоги, але на твою надіючись милість і твого очікуючи спасіння; тож оберігай їх повсякчасно, і в цей вечір, і в прийдешню ніч збережи від уся</w:t>
+        <w:t>бою, страшним і людинолюбним Суддею, слуги твої схилили свої голови і зігнули свої шиї, не від людей очікуючи допомоги, але на твою надіючись милість і твого очікуючи спасіння; тож оберігай їх повсякчасно, і в цей вечір, і в прийдешню ніч збережи від уся</w:t>
       </w:r>
       <w:r>
         <w:rPr>
@@ -12021,7 +12021,7 @@
           <w:sz w:val="24"/>
           <w:szCs w:val="24"/>
         </w:rPr>
-        <w:t>, і всіх святих, помилує і спасе нас, як благий і чоловіколюбець.</w:t>
+        <w:t>, і всіх святих, помилує і спасе нас, як благий і людинолюбний.</w:t>
       </w:r>
     </w:p>
     <w:p>
@@ -13598,7 +13598,7 @@
           <w:sz w:val="24"/>
           <w:szCs w:val="24"/>
         </w:rPr>
-        <w:t xml:space="preserve"> яму.* Я став як чоловік, що допомоги не має.</w:t>
+        <w:t xml:space="preserve"> яму.* Я став як людина, що допомоги не має.</w:t>
       </w:r>
     </w:p>
     <w:p>
@@ -15271,16 +15271,16 @@
           <w:sz w:val="24"/>
           <w:szCs w:val="24"/>
         </w:rPr>
-        <w:t>єдиний ти маєш владу прощати гріхи. Серце ж чисте вчини в нас і Духом владичним утверди нас, і радість спасіння твого яви нам. Не відкинь нас від лиця твого, але дозволь, як Добрий і Чоловіколюбець, аж до останнього нашого віддиху появляти тобі жертву спра</w:t>
-      </w:r>
-      <w:r>
-        <w:rPr>
-          <w:rFonts w:ascii="Times New Roman" w:hAnsi="Times New Roman"/>
-          <w:color w:val="000000"/>
-          <w:sz w:val="24"/>
-          <w:szCs w:val="24"/>
-        </w:rPr>
-        <w:t>ведливости й приноси на святих твоїх жертовниках, милістю і ласками і чоловіколюб'ям єдинородного Сина твого, з яким ти є благословенний з пресвятим, добрим і животворящим твоїм Духом, нині й повсякчас, і на віки віків. Амінь.</w:t>
+        <w:t>єдиний ти маєш владу прощати гріхи. Серце ж чисте вчини в нас і Духом владичним утверди нас, і радість спасіння твого яви нам. Не відкинь нас від лиця твого, але дозволь, як Добрий і Людинолюбець, аж до останнього нашого віддиху появляти тобі жертву спра</w:t>
+      </w:r>
+      <w:r>
+        <w:rPr>
+          <w:rFonts w:ascii="Times New Roman" w:hAnsi="Times New Roman"/>
+          <w:color w:val="000000"/>
+          <w:sz w:val="24"/>
+          <w:szCs w:val="24"/>
+        </w:rPr>
+        <w:t>ведливости й приноси на святих твоїх жертовниках, милістю і ласками і людинолюб'ям єдинородного Сина твого, з яким ти є благословенний з пресвятим, добрим і животворящим твоїм Духом, нині й повсякчас, і на віки віків. Амінь.</w:t>
       </w:r>
     </w:p>
     <w:p>
@@ -17662,7 +17662,7 @@
           <w:sz w:val="24"/>
           <w:szCs w:val="24"/>
         </w:rPr>
-        <w:t>Бо Ти благий і Чоловіколюбець Бог єси і Тобі славу возсилаємо Отцю, і Сину, і Святому Духові</w:t>
+        <w:t>Бо Ти благий і Людинолюбець Бог єси і Тобі славу возсилаємо Отцю, і Сину, і Святому Духові</w:t>
       </w:r>
       <w:r>
         <w:rPr>
@@ -18322,7 +18322,7 @@
           <w:szCs w:val="24"/>
           <w:u w:val="single"/>
         </w:rPr>
-        <w:t>евідомі й таємні речі серця людського знаєш, і єдиний ти маєш владу прощати гріхи. Серце ж чисте вчини в нас і Духом владичним утверди нас, і радість спасіння твого яви нам. Не відкинь нас від лиця твого, але дозволь, як Добрий і Чоловіколюбець, аж до оста</w:t>
+        <w:t>евідомі й таємні речі серця людського знаєш, і єдиний ти маєш владу прощати гріхи. Серце ж чисте вчини в нас і Духом владичним утверди нас, і радість спасіння твого яви нам. Не відкинь нас від лиця твого, але дозволь, як Добрий і Людинолюбець, аж до оста</w:t>
       </w:r>
       <w:r>
         <w:rPr>
@@ -18331,7 +18331,7 @@
           <w:szCs w:val="24"/>
           <w:u w:val="single"/>
         </w:rPr>
-        <w:t>ннього нашого віддиху появляти тобі жертву справедливости й приноси на святих твоїх жертовниках, милістю і ласками і чоловіколюб'ям єдинородного Сина твого, з яким ти є благословенний з пресвятим, добрим і животворящим твоїм Духом, нині й повсякчас, і на в</w:t>
+        <w:t>ннього нашого віддиху появляти тобі жертву справедливости й приноси на святих твоїх жертовниках, милістю і ласками і людинолюб'ям єдинородного Сина твого, з яким ти є благословенний з пресвятим, добрим і животворящим твоїм Духом, нині й повсякчас, і на в</w:t>
       </w:r>
       <w:r>
         <w:rPr>
@@ -24060,7 +24060,7 @@
           <w:sz w:val="24"/>
           <w:szCs w:val="24"/>
         </w:rPr>
-        <w:t>ровільно, як добрий і чоловіколюбний Бог, прости і даруй нам земні й небесні добра твої:</w:t>
+        <w:t>ровільно, як добрий і людинолюбний Бог, прости і даруй нам земні й небесні добра твої:</w:t>
       </w:r>
     </w:p>
     <w:p>
@@ -25717,7 +25717,7 @@
           <w:sz w:val="24"/>
           <w:szCs w:val="24"/>
         </w:rPr>
-        <w:t>лагий і чоловіколюбець.</w:t>
+        <w:t>лагий і людинаолюбець.</w:t>
       </w:r>
     </w:p>
     <w:p>
